--- a/Cours/6eme/SaintExupery/Chapitre_10_1/Documents/Chapitre 10 - Partie 1 - Périmètre et aire (A trou).docx
+++ b/Cours/6eme/SaintExupery/Chapitre_10_1/Documents/Chapitre 10 - Partie 1 - Périmètre et aire (A trou).docx
@@ -1106,10 +1106,7 @@
         <w:t xml:space="preserve"> – </w:t>
       </w:r>
       <w:r>
-        <w:t>Aire</w:t>
-      </w:r>
-      <w:r>
-        <w:t xml:space="preserve"> </w:t>
+        <w:t xml:space="preserve">Aire </w:t>
       </w:r>
       <w:r>
         <w:t>:</w:t>
@@ -1342,9 +1339,9 @@
                 <w:noProof/>
               </w:rPr>
               <w:drawing>
-                <wp:inline distT="0" distB="0" distL="0" distR="0" wp14:anchorId="36BE4111" wp14:editId="3BD2EE7C">
-                  <wp:extent cx="1719184" cy="1620000"/>
-                  <wp:effectExtent l="0" t="0" r="0" b="0"/>
+                <wp:inline distT="0" distB="0" distL="0" distR="0" wp14:anchorId="36BE4111" wp14:editId="57E5C5CB">
+                  <wp:extent cx="1440000" cy="1356923"/>
+                  <wp:effectExtent l="0" t="0" r="8255" b="0"/>
                   <wp:docPr id="8" name="Graphique 8"/>
                   <wp:cNvGraphicFramePr>
                     <a:graphicFrameLocks xmlns:a="http://schemas.openxmlformats.org/drawingml/2006/main" noChangeAspect="1"/>
@@ -1371,7 +1368,7 @@
                         <pic:spPr>
                           <a:xfrm>
                             <a:off x="0" y="0"/>
-                            <a:ext cx="1719184" cy="1620000"/>
+                            <a:ext cx="1440000" cy="1356923"/>
                           </a:xfrm>
                           <a:prstGeom prst="rect">
                             <a:avLst/>
@@ -1413,9 +1410,9 @@
                 <w:noProof/>
               </w:rPr>
               <w:drawing>
-                <wp:inline distT="0" distB="0" distL="0" distR="0" wp14:anchorId="2613E590" wp14:editId="645A88F9">
-                  <wp:extent cx="2175429" cy="1620000"/>
-                  <wp:effectExtent l="0" t="0" r="0" b="0"/>
+                <wp:inline distT="0" distB="0" distL="0" distR="0" wp14:anchorId="2613E590" wp14:editId="4D1EFDB2">
+                  <wp:extent cx="1692000" cy="1260004"/>
+                  <wp:effectExtent l="0" t="0" r="3810" b="0"/>
                   <wp:docPr id="14" name="Graphique 14"/>
                   <wp:cNvGraphicFramePr>
                     <a:graphicFrameLocks xmlns:a="http://schemas.openxmlformats.org/drawingml/2006/main" noChangeAspect="1"/>
@@ -1442,7 +1439,7 @@
                         <pic:spPr>
                           <a:xfrm>
                             <a:off x="0" y="0"/>
-                            <a:ext cx="2175429" cy="1620000"/>
+                            <a:ext cx="1692000" cy="1260004"/>
                           </a:xfrm>
                           <a:prstGeom prst="rect">
                             <a:avLst/>
@@ -1472,15 +1469,860 @@
         </w:tc>
       </w:tr>
     </w:tbl>
+    <w:p/>
     <w:p>
-      <w:pPr>
-        <w:pStyle w:val="Titre1"/>
-      </w:pPr>
+      <w:r>
+        <w:rPr>
+          <w:noProof/>
+          <w:lang w:eastAsia="fr-FR"/>
+        </w:rPr>
+        <mc:AlternateContent>
+          <mc:Choice Requires="wps">
+            <w:drawing>
+              <wp:inline distT="0" distB="0" distL="0" distR="0" wp14:anchorId="633F5D6D" wp14:editId="10F01822">
+                <wp:extent cx="6228000" cy="820674"/>
+                <wp:effectExtent l="57150" t="57150" r="20955" b="17780"/>
+                <wp:docPr id="1" name="Zone de texte 2"/>
+                <wp:cNvGraphicFramePr>
+                  <a:graphicFrameLocks xmlns:a="http://schemas.openxmlformats.org/drawingml/2006/main"/>
+                </wp:cNvGraphicFramePr>
+                <a:graphic xmlns:a="http://schemas.openxmlformats.org/drawingml/2006/main">
+                  <a:graphicData uri="http://schemas.microsoft.com/office/word/2010/wordprocessingShape">
+                    <wps:wsp>
+                      <wps:cNvSpPr txBox="1">
+                        <a:spLocks noChangeArrowheads="1"/>
+                      </wps:cNvSpPr>
+                      <wps:spPr bwMode="auto">
+                        <a:xfrm>
+                          <a:off x="0" y="0"/>
+                          <a:ext cx="6228000" cy="820674"/>
+                        </a:xfrm>
+                        <a:prstGeom prst="rect">
+                          <a:avLst/>
+                        </a:prstGeom>
+                        <a:solidFill>
+                          <a:srgbClr val="FFFFFF"/>
+                        </a:solidFill>
+                        <a:ln w="12700" cmpd="dbl">
+                          <a:solidFill>
+                            <a:srgbClr val="000000"/>
+                          </a:solidFill>
+                          <a:miter lim="800000"/>
+                          <a:headEnd/>
+                          <a:tailEnd/>
+                        </a:ln>
+                        <a:effectLst>
+                          <a:outerShdw dist="63500" dir="13500000" algn="br" rotWithShape="0">
+                            <a:schemeClr val="bg1">
+                              <a:lumMod val="85000"/>
+                              <a:lumOff val="0"/>
+                            </a:schemeClr>
+                          </a:outerShdw>
+                        </a:effectLst>
+                      </wps:spPr>
+                      <wps:txbx>
+                        <w:txbxContent>
+                          <w:p>
+                            <w:pPr>
+                              <w:tabs>
+                                <w:tab w:val="left" w:pos="9493"/>
+                              </w:tabs>
+                              <w:spacing w:before="240" w:after="0" w:line="480" w:lineRule="auto"/>
+                              <w:rPr>
+                                <w:rFonts w:ascii="Cambria Math" w:hAnsi="Cambria Math"/>
+                                <w:color w:val="000000" w:themeColor="text1"/>
+                                <w:sz w:val="24"/>
+                                <w:szCs w:val="24"/>
+                                <w:u w:val="dash"/>
+                              </w:rPr>
+                            </w:pPr>
+                            <w:r>
+                              <w:rPr>
+                                <w:rFonts w:ascii="Cambria Math" w:hAnsi="Cambria Math"/>
+                                <w:color w:val="000000" w:themeColor="text1"/>
+                                <w:sz w:val="24"/>
+                                <w:szCs w:val="24"/>
+                                <w:u w:val="dash"/>
+                              </w:rPr>
+                              <w:tab/>
+                            </w:r>
+                            <w:r>
+                              <w:rPr>
+                                <w:rFonts w:ascii="Cambria Math" w:hAnsi="Cambria Math"/>
+                                <w:color w:val="000000" w:themeColor="text1"/>
+                                <w:sz w:val="24"/>
+                                <w:szCs w:val="24"/>
+                                <w:u w:val="dash"/>
+                              </w:rPr>
+                              <w:tab/>
+                            </w:r>
+                          </w:p>
+                        </w:txbxContent>
+                      </wps:txbx>
+                      <wps:bodyPr rot="0" vert="horz" wrap="square" lIns="91440" tIns="45720" rIns="91440" bIns="45720" anchor="t" anchorCtr="0" upright="1">
+                        <a:noAutofit/>
+                      </wps:bodyPr>
+                    </wps:wsp>
+                  </a:graphicData>
+                </a:graphic>
+              </wp:inline>
+            </w:drawing>
+          </mc:Choice>
+          <mc:Fallback>
+            <w:pict>
+              <v:shapetype w14:anchorId="633F5D6D" id="_x0000_t202" coordsize="21600,21600" o:spt="202" path="m,l,21600r21600,l21600,xe">
+                <v:stroke joinstyle="miter"/>
+                <v:path gradientshapeok="t" o:connecttype="rect"/>
+              </v:shapetype>
+              <v:shape id="_x0000_s1030" type="#_x0000_t202" style="width:490.4pt;height:64.6pt;visibility:visible;mso-wrap-style:square;mso-left-percent:-10001;mso-top-percent:-10001;mso-position-horizontal:absolute;mso-position-horizontal-relative:char;mso-position-vertical:absolute;mso-position-vertical-relative:line;mso-left-percent:-10001;mso-top-percent:-10001;v-text-anchor:top" o:gfxdata="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" strokeweight="1pt">
+                <v:stroke linestyle="thinThin"/>
+                <v:shadow on="t" color="#d8d8d8 [2732]" origin=".5,.5" offset="-1.24725mm,-1.24725mm"/>
+                <v:textbox>
+                  <w:txbxContent>
+                    <w:p>
+                      <w:pPr>
+                        <w:tabs>
+                          <w:tab w:val="left" w:pos="9493"/>
+                        </w:tabs>
+                        <w:spacing w:before="240" w:after="0" w:line="480" w:lineRule="auto"/>
+                        <w:rPr>
+                          <w:rFonts w:ascii="Cambria Math" w:hAnsi="Cambria Math"/>
+                          <w:color w:val="000000" w:themeColor="text1"/>
+                          <w:sz w:val="24"/>
+                          <w:szCs w:val="24"/>
+                          <w:u w:val="dash"/>
+                        </w:rPr>
+                      </w:pPr>
+                      <w:r>
+                        <w:rPr>
+                          <w:rFonts w:ascii="Cambria Math" w:hAnsi="Cambria Math"/>
+                          <w:color w:val="000000" w:themeColor="text1"/>
+                          <w:sz w:val="24"/>
+                          <w:szCs w:val="24"/>
+                          <w:u w:val="dash"/>
+                        </w:rPr>
+                        <w:tab/>
+                      </w:r>
+                      <w:r>
+                        <w:rPr>
+                          <w:rFonts w:ascii="Cambria Math" w:hAnsi="Cambria Math"/>
+                          <w:color w:val="000000" w:themeColor="text1"/>
+                          <w:sz w:val="24"/>
+                          <w:szCs w:val="24"/>
+                          <w:u w:val="dash"/>
+                        </w:rPr>
+                        <w:tab/>
+                      </w:r>
+                    </w:p>
+                  </w:txbxContent>
+                </v:textbox>
+                <w10:anchorlock/>
+              </v:shape>
+            </w:pict>
+          </mc:Fallback>
+        </mc:AlternateContent>
+      </w:r>
+    </w:p>
+    <w:p>
+      <w:pPr>
+        <w:spacing w:before="240"/>
+        <w:rPr>
+          <w:noProof/>
+        </w:rPr>
+      </w:pPr>
+      <w:r>
+        <w:rPr>
+          <w:b/>
+          <w:bCs/>
+          <w:sz w:val="24"/>
+          <w:szCs w:val="24"/>
+        </w:rPr>
+        <w:t>Exemple :</w:t>
+      </w:r>
+      <w:r>
+        <w:rPr>
+          <w:noProof/>
+        </w:rPr>
+        <w:t xml:space="preserve"> </w:t>
+      </w:r>
+    </w:p>
+    <w:tbl>
+      <w:tblPr>
+        <w:tblStyle w:val="Grilledutableau"/>
+        <w:tblW w:w="0" w:type="auto"/>
+        <w:tblBorders>
+          <w:top w:val="none" w:sz="0" w:space="0" w:color="auto"/>
+          <w:left w:val="none" w:sz="0" w:space="0" w:color="auto"/>
+          <w:bottom w:val="none" w:sz="0" w:space="0" w:color="auto"/>
+          <w:right w:val="none" w:sz="0" w:space="0" w:color="auto"/>
+          <w:insideH w:val="none" w:sz="0" w:space="0" w:color="auto"/>
+          <w:insideV w:val="none" w:sz="0" w:space="0" w:color="auto"/>
+        </w:tblBorders>
+        <w:tblLook w:val="04A0" w:firstRow="1" w:lastRow="0" w:firstColumn="1" w:lastColumn="0" w:noHBand="0" w:noVBand="1"/>
+      </w:tblPr>
+      <w:tblGrid>
+        <w:gridCol w:w="2136"/>
+        <w:gridCol w:w="7787"/>
+      </w:tblGrid>
+      <w:tr>
+        <w:tc>
+          <w:tcPr>
+            <w:tcW w:w="2122" w:type="dxa"/>
+          </w:tcPr>
+          <w:p>
+            <w:pPr>
+              <w:rPr>
+                <w:noProof/>
+              </w:rPr>
+            </w:pPr>
+            <w:r>
+              <w:drawing>
+                <wp:inline distT="0" distB="0" distL="0" distR="0" wp14:anchorId="146E7D3B" wp14:editId="6DC6F122">
+                  <wp:extent cx="1209675" cy="1152525"/>
+                  <wp:effectExtent l="0" t="0" r="9525" b="9525"/>
+                  <wp:docPr id="2" name="Graphique 2"/>
+                  <wp:cNvGraphicFramePr>
+                    <a:graphicFrameLocks xmlns:a="http://schemas.openxmlformats.org/drawingml/2006/main" noChangeAspect="1"/>
+                  </wp:cNvGraphicFramePr>
+                  <a:graphic xmlns:a="http://schemas.openxmlformats.org/drawingml/2006/main">
+                    <a:graphicData uri="http://schemas.openxmlformats.org/drawingml/2006/picture">
+                      <pic:pic xmlns:pic="http://schemas.openxmlformats.org/drawingml/2006/picture">
+                        <pic:nvPicPr>
+                          <pic:cNvPr id="1" name=""/>
+                          <pic:cNvPicPr/>
+                        </pic:nvPicPr>
+                        <pic:blipFill>
+                          <a:blip r:embed="rId20">
+                            <a:extLst>
+                              <a:ext uri="{96DAC541-7B7A-43D3-8B79-37D633B846F1}">
+                                <asvg:svgBlip xmlns:asvg="http://schemas.microsoft.com/office/drawing/2016/SVG/main" r:embed="rId21"/>
+                              </a:ext>
+                            </a:extLst>
+                          </a:blip>
+                          <a:stretch>
+                            <a:fillRect/>
+                          </a:stretch>
+                        </pic:blipFill>
+                        <pic:spPr>
+                          <a:xfrm>
+                            <a:off x="0" y="0"/>
+                            <a:ext cx="1209675" cy="1152525"/>
+                          </a:xfrm>
+                          <a:prstGeom prst="rect">
+                            <a:avLst/>
+                          </a:prstGeom>
+                        </pic:spPr>
+                      </pic:pic>
+                    </a:graphicData>
+                  </a:graphic>
+                </wp:inline>
+              </w:drawing>
+            </w:r>
+          </w:p>
+        </w:tc>
+        <w:tc>
+          <w:tcPr>
+            <w:tcW w:w="7791" w:type="dxa"/>
+            <w:vAlign w:val="center"/>
+          </w:tcPr>
+          <w:p>
+            <w:pPr>
+              <w:rPr>
+                <w:noProof/>
+              </w:rPr>
+            </w:pPr>
+            <w:r>
+              <w:t>L'aire d'un carré de 1 m de côté est 1m².</w:t>
+            </w:r>
+            <w:r>
+              <w:t xml:space="preserve"> </w:t>
+            </w:r>
+            <m:oMath>
+              <m:r>
+                <w:rPr>
+                  <w:rFonts w:ascii="Cambria Math" w:hAnsi="Cambria Math"/>
+                </w:rPr>
+                <m:t xml:space="preserve">1 m×1 m=1×1 </m:t>
+              </m:r>
+              <m:sSup>
+                <m:sSupPr>
+                  <m:ctrlPr>
+                    <w:rPr>
+                      <w:rFonts w:ascii="Cambria Math" w:hAnsi="Cambria Math"/>
+                      <w:i/>
+                    </w:rPr>
+                  </m:ctrlPr>
+                </m:sSupPr>
+                <m:e>
+                  <m:r>
+                    <w:rPr>
+                      <w:rFonts w:ascii="Cambria Math" w:hAnsi="Cambria Math"/>
+                    </w:rPr>
+                    <m:t>m</m:t>
+                  </m:r>
+                </m:e>
+                <m:sup>
+                  <m:r>
+                    <w:rPr>
+                      <w:rFonts w:ascii="Cambria Math" w:hAnsi="Cambria Math"/>
+                    </w:rPr>
+                    <m:t>2</m:t>
+                  </m:r>
+                </m:sup>
+              </m:sSup>
+              <m:r>
+                <w:rPr>
+                  <w:rFonts w:ascii="Cambria Math" w:hAnsi="Cambria Math"/>
+                </w:rPr>
+                <m:t xml:space="preserve">=1 </m:t>
+              </m:r>
+              <m:sSup>
+                <m:sSupPr>
+                  <m:ctrlPr>
+                    <w:rPr>
+                      <w:rFonts w:ascii="Cambria Math" w:hAnsi="Cambria Math"/>
+                      <w:i/>
+                    </w:rPr>
+                  </m:ctrlPr>
+                </m:sSupPr>
+                <m:e>
+                  <m:r>
+                    <w:rPr>
+                      <w:rFonts w:ascii="Cambria Math" w:hAnsi="Cambria Math"/>
+                    </w:rPr>
+                    <m:t>m</m:t>
+                  </m:r>
+                </m:e>
+                <m:sup>
+                  <m:r>
+                    <w:rPr>
+                      <w:rFonts w:ascii="Cambria Math" w:hAnsi="Cambria Math"/>
+                    </w:rPr>
+                    <m:t>2</m:t>
+                  </m:r>
+                </m:sup>
+              </m:sSup>
+            </m:oMath>
+          </w:p>
+        </w:tc>
+      </w:tr>
+    </w:tbl>
+    <w:p>
+      <w:pPr>
+        <w:rPr>
+          <w:rStyle w:val="Accentuationlgre"/>
+          <w:sz w:val="24"/>
+          <w:szCs w:val="24"/>
+        </w:rPr>
+      </w:pPr>
+      <w:r>
+        <w:rPr>
+          <w:rStyle w:val="Accentuationlgre"/>
+          <w:sz w:val="24"/>
+          <w:szCs w:val="24"/>
+        </w:rPr>
+        <w:t>Remarques :</w:t>
+      </w:r>
+    </w:p>
+    <w:tbl>
+      <w:tblPr>
+        <w:tblStyle w:val="Grilledutableau"/>
+        <w:tblW w:w="0" w:type="auto"/>
+        <w:tblInd w:w="-289" w:type="dxa"/>
+        <w:tblBorders>
+          <w:top w:val="none" w:sz="0" w:space="0" w:color="auto"/>
+          <w:left w:val="none" w:sz="0" w:space="0" w:color="auto"/>
+          <w:bottom w:val="none" w:sz="0" w:space="0" w:color="auto"/>
+          <w:right w:val="none" w:sz="0" w:space="0" w:color="auto"/>
+          <w:insideH w:val="none" w:sz="0" w:space="0" w:color="auto"/>
+          <w:insideV w:val="none" w:sz="0" w:space="0" w:color="auto"/>
+        </w:tblBorders>
+        <w:tblLook w:val="04A0" w:firstRow="1" w:lastRow="0" w:firstColumn="1" w:lastColumn="0" w:noHBand="0" w:noVBand="1"/>
+      </w:tblPr>
+      <w:tblGrid>
+        <w:gridCol w:w="2136"/>
+        <w:gridCol w:w="397"/>
+        <w:gridCol w:w="2346"/>
+        <w:gridCol w:w="222"/>
+        <w:gridCol w:w="2286"/>
+        <w:gridCol w:w="397"/>
+        <w:gridCol w:w="2346"/>
+      </w:tblGrid>
+      <w:tr>
+        <w:tc>
+          <w:tcPr>
+            <w:tcW w:w="4774" w:type="dxa"/>
+            <w:gridSpan w:val="3"/>
+            <w:vAlign w:val="center"/>
+          </w:tcPr>
+          <w:p>
+            <w:pPr>
+              <w:pStyle w:val="Paragraphedeliste"/>
+              <w:numPr>
+                <w:ilvl w:val="0"/>
+                <w:numId w:val="27"/>
+              </w:numPr>
+              <w:rPr>
+                <w:b/>
+                <w:bCs/>
+              </w:rPr>
+            </w:pPr>
+            <w:r>
+              <w:rPr>
+                <w:b/>
+                <w:bCs/>
+              </w:rPr>
+              <w:t>1 m² = 100 dm².</w:t>
+            </w:r>
+          </w:p>
+        </w:tc>
+        <w:tc>
+          <w:tcPr>
+            <w:tcW w:w="222" w:type="dxa"/>
+            <w:shd w:val="clear" w:color="auto" w:fill="000000" w:themeFill="text1"/>
+            <w:vAlign w:val="center"/>
+          </w:tcPr>
+          <w:p>
+            <w:pPr>
+              <w:pStyle w:val="Paragraphedeliste"/>
+              <w:ind w:left="0"/>
+            </w:pPr>
+          </w:p>
+        </w:tc>
+        <w:tc>
+          <w:tcPr>
+            <w:tcW w:w="4922" w:type="dxa"/>
+            <w:gridSpan w:val="3"/>
+            <w:vAlign w:val="center"/>
+          </w:tcPr>
+          <w:p>
+            <w:pPr>
+              <w:pStyle w:val="Paragraphedeliste"/>
+              <w:numPr>
+                <w:ilvl w:val="0"/>
+                <w:numId w:val="27"/>
+              </w:numPr>
+              <w:rPr>
+                <w:b/>
+                <w:bCs/>
+                <w:noProof/>
+              </w:rPr>
+            </w:pPr>
+            <w:r>
+              <w:rPr>
+                <w:b/>
+                <w:bCs/>
+              </w:rPr>
+              <w:t xml:space="preserve">1 </w:t>
+            </w:r>
+            <w:r>
+              <w:rPr>
+                <w:b/>
+                <w:bCs/>
+              </w:rPr>
+              <w:t>d</w:t>
+            </w:r>
+            <w:r>
+              <w:rPr>
+                <w:b/>
+                <w:bCs/>
+              </w:rPr>
+              <w:t xml:space="preserve">m² = 100 </w:t>
+            </w:r>
+            <w:r>
+              <w:rPr>
+                <w:b/>
+                <w:bCs/>
+              </w:rPr>
+              <w:t>c</w:t>
+            </w:r>
+            <w:r>
+              <w:rPr>
+                <w:b/>
+                <w:bCs/>
+              </w:rPr>
+              <w:t>m².</w:t>
+            </w:r>
+          </w:p>
+        </w:tc>
+      </w:tr>
+      <w:tr>
+        <w:tc>
+          <w:tcPr>
+            <w:tcW w:w="2088" w:type="dxa"/>
+            <w:vAlign w:val="center"/>
+          </w:tcPr>
+          <w:p>
+            <w:pPr>
+              <w:pStyle w:val="Paragraphedeliste"/>
+              <w:spacing w:before="240"/>
+              <w:ind w:left="0"/>
+              <w:rPr>
+                <w:noProof/>
+              </w:rPr>
+            </w:pPr>
+            <w:r>
+              <w:drawing>
+                <wp:inline distT="0" distB="0" distL="0" distR="0" wp14:anchorId="2A7DFED0" wp14:editId="3EA52C4F">
+                  <wp:extent cx="1209675" cy="1152525"/>
+                  <wp:effectExtent l="0" t="0" r="9525" b="9525"/>
+                  <wp:docPr id="9" name="Graphique 9"/>
+                  <wp:cNvGraphicFramePr>
+                    <a:graphicFrameLocks xmlns:a="http://schemas.openxmlformats.org/drawingml/2006/main" noChangeAspect="1"/>
+                  </wp:cNvGraphicFramePr>
+                  <a:graphic xmlns:a="http://schemas.openxmlformats.org/drawingml/2006/main">
+                    <a:graphicData uri="http://schemas.openxmlformats.org/drawingml/2006/picture">
+                      <pic:pic xmlns:pic="http://schemas.openxmlformats.org/drawingml/2006/picture">
+                        <pic:nvPicPr>
+                          <pic:cNvPr id="1" name=""/>
+                          <pic:cNvPicPr/>
+                        </pic:nvPicPr>
+                        <pic:blipFill>
+                          <a:blip r:embed="rId20">
+                            <a:extLst>
+                              <a:ext uri="{96DAC541-7B7A-43D3-8B79-37D633B846F1}">
+                                <asvg:svgBlip xmlns:asvg="http://schemas.microsoft.com/office/drawing/2016/SVG/main" r:embed="rId21"/>
+                              </a:ext>
+                            </a:extLst>
+                          </a:blip>
+                          <a:stretch>
+                            <a:fillRect/>
+                          </a:stretch>
+                        </pic:blipFill>
+                        <pic:spPr>
+                          <a:xfrm>
+                            <a:off x="0" y="0"/>
+                            <a:ext cx="1209675" cy="1152525"/>
+                          </a:xfrm>
+                          <a:prstGeom prst="rect">
+                            <a:avLst/>
+                          </a:prstGeom>
+                        </pic:spPr>
+                      </pic:pic>
+                    </a:graphicData>
+                  </a:graphic>
+                </wp:inline>
+              </w:drawing>
+            </w:r>
+          </w:p>
+        </w:tc>
+        <w:tc>
+          <w:tcPr>
+            <w:tcW w:w="392" w:type="dxa"/>
+            <w:vAlign w:val="center"/>
+          </w:tcPr>
+          <w:p>
+            <w:pPr>
+              <w:pStyle w:val="Paragraphedeliste"/>
+              <w:spacing w:before="240"/>
+              <w:ind w:left="0"/>
+              <w:rPr>
+                <w:noProof/>
+              </w:rPr>
+            </w:pPr>
+            <w:r>
+              <w:rPr>
+                <w:noProof/>
+              </w:rPr>
+              <w:t>=</w:t>
+            </w:r>
+          </w:p>
+        </w:tc>
+        <w:tc>
+          <w:tcPr>
+            <w:tcW w:w="2294" w:type="dxa"/>
+            <w:vAlign w:val="center"/>
+          </w:tcPr>
+          <w:p>
+            <w:pPr>
+              <w:pStyle w:val="Paragraphedeliste"/>
+              <w:spacing w:before="240"/>
+              <w:ind w:left="0"/>
+              <w:rPr>
+                <w:noProof/>
+              </w:rPr>
+            </w:pPr>
+            <w:r>
+              <w:drawing>
+                <wp:inline distT="0" distB="0" distL="0" distR="0" wp14:anchorId="61A195C2" wp14:editId="0EFB231F">
+                  <wp:extent cx="1343025" cy="1152525"/>
+                  <wp:effectExtent l="0" t="0" r="9525" b="9525"/>
+                  <wp:docPr id="4" name="Graphique 4"/>
+                  <wp:cNvGraphicFramePr>
+                    <a:graphicFrameLocks xmlns:a="http://schemas.openxmlformats.org/drawingml/2006/main" noChangeAspect="1"/>
+                  </wp:cNvGraphicFramePr>
+                  <a:graphic xmlns:a="http://schemas.openxmlformats.org/drawingml/2006/main">
+                    <a:graphicData uri="http://schemas.openxmlformats.org/drawingml/2006/picture">
+                      <pic:pic xmlns:pic="http://schemas.openxmlformats.org/drawingml/2006/picture">
+                        <pic:nvPicPr>
+                          <pic:cNvPr id="1" name=""/>
+                          <pic:cNvPicPr/>
+                        </pic:nvPicPr>
+                        <pic:blipFill>
+                          <a:blip r:embed="rId22">
+                            <a:extLst>
+                              <a:ext uri="{96DAC541-7B7A-43D3-8B79-37D633B846F1}">
+                                <asvg:svgBlip xmlns:asvg="http://schemas.microsoft.com/office/drawing/2016/SVG/main" r:embed="rId23"/>
+                              </a:ext>
+                            </a:extLst>
+                          </a:blip>
+                          <a:stretch>
+                            <a:fillRect/>
+                          </a:stretch>
+                        </pic:blipFill>
+                        <pic:spPr>
+                          <a:xfrm>
+                            <a:off x="0" y="0"/>
+                            <a:ext cx="1343025" cy="1152525"/>
+                          </a:xfrm>
+                          <a:prstGeom prst="rect">
+                            <a:avLst/>
+                          </a:prstGeom>
+                        </pic:spPr>
+                      </pic:pic>
+                    </a:graphicData>
+                  </a:graphic>
+                </wp:inline>
+              </w:drawing>
+            </w:r>
+          </w:p>
+        </w:tc>
+        <w:tc>
+          <w:tcPr>
+            <w:tcW w:w="222" w:type="dxa"/>
+            <w:shd w:val="clear" w:color="auto" w:fill="000000" w:themeFill="text1"/>
+            <w:vAlign w:val="center"/>
+          </w:tcPr>
+          <w:p>
+            <w:pPr>
+              <w:pStyle w:val="Paragraphedeliste"/>
+              <w:spacing w:before="240"/>
+              <w:ind w:left="0"/>
+            </w:pPr>
+          </w:p>
+        </w:tc>
+        <w:tc>
+          <w:tcPr>
+            <w:tcW w:w="2235" w:type="dxa"/>
+            <w:vAlign w:val="center"/>
+          </w:tcPr>
+          <w:p>
+            <w:pPr>
+              <w:pStyle w:val="Paragraphedeliste"/>
+              <w:spacing w:before="240"/>
+              <w:ind w:left="0"/>
+            </w:pPr>
+            <w:r>
+              <w:rPr>
+                <w:noProof/>
+              </w:rPr>
+              <w:drawing>
+                <wp:inline distT="0" distB="0" distL="0" distR="0" wp14:anchorId="3E435C50" wp14:editId="39393DBB">
+                  <wp:extent cx="1304925" cy="1152525"/>
+                  <wp:effectExtent l="0" t="0" r="9525" b="9525"/>
+                  <wp:docPr id="5" name="Graphique 5"/>
+                  <wp:cNvGraphicFramePr>
+                    <a:graphicFrameLocks xmlns:a="http://schemas.openxmlformats.org/drawingml/2006/main" noChangeAspect="1"/>
+                  </wp:cNvGraphicFramePr>
+                  <a:graphic xmlns:a="http://schemas.openxmlformats.org/drawingml/2006/main">
+                    <a:graphicData uri="http://schemas.openxmlformats.org/drawingml/2006/picture">
+                      <pic:pic xmlns:pic="http://schemas.openxmlformats.org/drawingml/2006/picture">
+                        <pic:nvPicPr>
+                          <pic:cNvPr id="1" name=""/>
+                          <pic:cNvPicPr/>
+                        </pic:nvPicPr>
+                        <pic:blipFill>
+                          <a:blip r:embed="rId24">
+                            <a:extLst>
+                              <a:ext uri="{96DAC541-7B7A-43D3-8B79-37D633B846F1}">
+                                <asvg:svgBlip xmlns:asvg="http://schemas.microsoft.com/office/drawing/2016/SVG/main" r:embed="rId25"/>
+                              </a:ext>
+                            </a:extLst>
+                          </a:blip>
+                          <a:stretch>
+                            <a:fillRect/>
+                          </a:stretch>
+                        </pic:blipFill>
+                        <pic:spPr>
+                          <a:xfrm>
+                            <a:off x="0" y="0"/>
+                            <a:ext cx="1304925" cy="1152525"/>
+                          </a:xfrm>
+                          <a:prstGeom prst="rect">
+                            <a:avLst/>
+                          </a:prstGeom>
+                        </pic:spPr>
+                      </pic:pic>
+                    </a:graphicData>
+                  </a:graphic>
+                </wp:inline>
+              </w:drawing>
+            </w:r>
+          </w:p>
+        </w:tc>
+        <w:tc>
+          <w:tcPr>
+            <w:tcW w:w="393" w:type="dxa"/>
+            <w:vAlign w:val="center"/>
+          </w:tcPr>
+          <w:p>
+            <w:pPr>
+              <w:pStyle w:val="Paragraphedeliste"/>
+              <w:spacing w:before="240"/>
+              <w:ind w:left="0"/>
+            </w:pPr>
+            <w:r>
+              <w:t>=</w:t>
+            </w:r>
+          </w:p>
+        </w:tc>
+        <w:tc>
+          <w:tcPr>
+            <w:tcW w:w="2294" w:type="dxa"/>
+            <w:vAlign w:val="center"/>
+          </w:tcPr>
+          <w:p>
+            <w:pPr>
+              <w:pStyle w:val="Paragraphedeliste"/>
+              <w:spacing w:before="240"/>
+              <w:ind w:left="0"/>
+            </w:pPr>
+            <w:r>
+              <w:rPr>
+                <w:noProof/>
+              </w:rPr>
+              <w:drawing>
+                <wp:inline distT="0" distB="0" distL="0" distR="0" wp14:anchorId="7A13B2E0" wp14:editId="60C22A91">
+                  <wp:extent cx="1343025" cy="1152525"/>
+                  <wp:effectExtent l="0" t="0" r="9525" b="9525"/>
+                  <wp:docPr id="6" name="Graphique 6"/>
+                  <wp:cNvGraphicFramePr>
+                    <a:graphicFrameLocks xmlns:a="http://schemas.openxmlformats.org/drawingml/2006/main" noChangeAspect="1"/>
+                  </wp:cNvGraphicFramePr>
+                  <a:graphic xmlns:a="http://schemas.openxmlformats.org/drawingml/2006/main">
+                    <a:graphicData uri="http://schemas.openxmlformats.org/drawingml/2006/picture">
+                      <pic:pic xmlns:pic="http://schemas.openxmlformats.org/drawingml/2006/picture">
+                        <pic:nvPicPr>
+                          <pic:cNvPr id="1" name=""/>
+                          <pic:cNvPicPr/>
+                        </pic:nvPicPr>
+                        <pic:blipFill>
+                          <a:blip r:embed="rId26">
+                            <a:extLst>
+                              <a:ext uri="{96DAC541-7B7A-43D3-8B79-37D633B846F1}">
+                                <asvg:svgBlip xmlns:asvg="http://schemas.microsoft.com/office/drawing/2016/SVG/main" r:embed="rId27"/>
+                              </a:ext>
+                            </a:extLst>
+                          </a:blip>
+                          <a:stretch>
+                            <a:fillRect/>
+                          </a:stretch>
+                        </pic:blipFill>
+                        <pic:spPr>
+                          <a:xfrm>
+                            <a:off x="0" y="0"/>
+                            <a:ext cx="1343025" cy="1152525"/>
+                          </a:xfrm>
+                          <a:prstGeom prst="rect">
+                            <a:avLst/>
+                          </a:prstGeom>
+                        </pic:spPr>
+                      </pic:pic>
+                    </a:graphicData>
+                  </a:graphic>
+                </wp:inline>
+              </w:drawing>
+            </w:r>
+          </w:p>
+        </w:tc>
+      </w:tr>
+      <w:tr>
+        <w:trPr>
+          <w:trHeight w:val="892"/>
+        </w:trPr>
+        <w:tc>
+          <w:tcPr>
+            <w:tcW w:w="4774" w:type="dxa"/>
+            <w:gridSpan w:val="3"/>
+            <w:vAlign w:val="center"/>
+          </w:tcPr>
+          <w:p>
+            <w:pPr>
+              <w:pStyle w:val="Paragraphedeliste"/>
+              <w:tabs>
+                <w:tab w:val="left" w:pos="4575"/>
+              </w:tabs>
+              <w:ind w:left="0"/>
+              <w:rPr>
+                <w:u w:val="dash"/>
+              </w:rPr>
+            </w:pPr>
+            <w:r>
+              <w:rPr>
+                <w:u w:val="dash"/>
+              </w:rPr>
+              <w:tab/>
+            </w:r>
+          </w:p>
+        </w:tc>
+        <w:tc>
+          <w:tcPr>
+            <w:tcW w:w="222" w:type="dxa"/>
+            <w:shd w:val="clear" w:color="auto" w:fill="000000" w:themeFill="text1"/>
+            <w:vAlign w:val="center"/>
+          </w:tcPr>
+          <w:p>
+            <w:pPr>
+              <w:pStyle w:val="Paragraphedeliste"/>
+              <w:ind w:left="0"/>
+            </w:pPr>
+          </w:p>
+        </w:tc>
+        <w:tc>
+          <w:tcPr>
+            <w:tcW w:w="4922" w:type="dxa"/>
+            <w:gridSpan w:val="3"/>
+            <w:vAlign w:val="center"/>
+          </w:tcPr>
+          <w:p>
+            <w:pPr>
+              <w:pStyle w:val="Paragraphedeliste"/>
+              <w:tabs>
+                <w:tab w:val="left" w:pos="4810"/>
+              </w:tabs>
+              <w:ind w:left="0"/>
+              <w:rPr>
+                <w:noProof/>
+              </w:rPr>
+            </w:pPr>
+            <w:r>
+              <w:rPr>
+                <w:u w:val="dash"/>
+              </w:rPr>
+              <w:tab/>
+            </w:r>
+          </w:p>
+        </w:tc>
+      </w:tr>
+    </w:tbl>
+    <w:p>
+      <w:pPr>
+        <w:rPr>
+          <w:sz w:val="16"/>
+          <w:szCs w:val="16"/>
+        </w:rPr>
+      </w:pPr>
+      <w:r>
+        <w:rPr>
+          <w:noProof/>
+        </w:rPr>
+        <w:t xml:space="preserve"> </w:t>
+      </w:r>
     </w:p>
     <w:sectPr>
-      <w:footerReference w:type="default" r:id="rId20"/>
-      <w:headerReference w:type="first" r:id="rId21"/>
-      <w:footerReference w:type="first" r:id="rId22"/>
+      <w:footerReference w:type="default" r:id="rId28"/>
+      <w:headerReference w:type="first" r:id="rId29"/>
+      <w:footerReference w:type="first" r:id="rId30"/>
       <w:type w:val="continuous"/>
       <w:pgSz w:w="11906" w:h="16838"/>
       <w:pgMar w:top="420" w:right="849" w:bottom="426" w:left="1134" w:header="428" w:footer="123" w:gutter="0"/>
@@ -2656,6 +3498,118 @@
     </w:lvl>
   </w:abstractNum>
   <w:abstractNum w:abstractNumId="1" w15:restartNumberingAfterBreak="0">
+    <w:nsid w:val="0CFC642D"/>
+    <w:multiLevelType w:val="hybridMultilevel"/>
+    <w:tmpl w:val="3AFA0154"/>
+    <w:lvl w:ilvl="0" w:tplc="6F9C5690">
+      <w:numFmt w:val="bullet"/>
+      <w:lvlText w:val="-"/>
+      <w:lvlJc w:val="left"/>
+      <w:pPr>
+        <w:ind w:left="720" w:hanging="360"/>
+      </w:pPr>
+      <w:rPr>
+        <w:rFonts w:ascii="Verdana" w:eastAsiaTheme="minorHAnsi" w:hAnsi="Verdana" w:cstheme="minorBidi" w:hint="default"/>
+      </w:rPr>
+    </w:lvl>
+    <w:lvl w:ilvl="1" w:tplc="040C0003">
+      <w:start w:val="1"/>
+      <w:numFmt w:val="bullet"/>
+      <w:lvlText w:val="o"/>
+      <w:lvlJc w:val="left"/>
+      <w:pPr>
+        <w:ind w:left="1440" w:hanging="360"/>
+      </w:pPr>
+      <w:rPr>
+        <w:rFonts w:ascii="Courier New" w:hAnsi="Courier New" w:cs="Courier New" w:hint="default"/>
+      </w:rPr>
+    </w:lvl>
+    <w:lvl w:ilvl="2" w:tplc="040C0005" w:tentative="1">
+      <w:start w:val="1"/>
+      <w:numFmt w:val="bullet"/>
+      <w:lvlText w:val=""/>
+      <w:lvlJc w:val="left"/>
+      <w:pPr>
+        <w:ind w:left="2160" w:hanging="360"/>
+      </w:pPr>
+      <w:rPr>
+        <w:rFonts w:ascii="Wingdings" w:hAnsi="Wingdings" w:hint="default"/>
+      </w:rPr>
+    </w:lvl>
+    <w:lvl w:ilvl="3" w:tplc="040C0001" w:tentative="1">
+      <w:start w:val="1"/>
+      <w:numFmt w:val="bullet"/>
+      <w:lvlText w:val=""/>
+      <w:lvlJc w:val="left"/>
+      <w:pPr>
+        <w:ind w:left="2880" w:hanging="360"/>
+      </w:pPr>
+      <w:rPr>
+        <w:rFonts w:ascii="Symbol" w:hAnsi="Symbol" w:hint="default"/>
+      </w:rPr>
+    </w:lvl>
+    <w:lvl w:ilvl="4" w:tplc="040C0003" w:tentative="1">
+      <w:start w:val="1"/>
+      <w:numFmt w:val="bullet"/>
+      <w:lvlText w:val="o"/>
+      <w:lvlJc w:val="left"/>
+      <w:pPr>
+        <w:ind w:left="3600" w:hanging="360"/>
+      </w:pPr>
+      <w:rPr>
+        <w:rFonts w:ascii="Courier New" w:hAnsi="Courier New" w:cs="Courier New" w:hint="default"/>
+      </w:rPr>
+    </w:lvl>
+    <w:lvl w:ilvl="5" w:tplc="040C0005" w:tentative="1">
+      <w:start w:val="1"/>
+      <w:numFmt w:val="bullet"/>
+      <w:lvlText w:val=""/>
+      <w:lvlJc w:val="left"/>
+      <w:pPr>
+        <w:ind w:left="4320" w:hanging="360"/>
+      </w:pPr>
+      <w:rPr>
+        <w:rFonts w:ascii="Wingdings" w:hAnsi="Wingdings" w:hint="default"/>
+      </w:rPr>
+    </w:lvl>
+    <w:lvl w:ilvl="6" w:tplc="040C0001" w:tentative="1">
+      <w:start w:val="1"/>
+      <w:numFmt w:val="bullet"/>
+      <w:lvlText w:val=""/>
+      <w:lvlJc w:val="left"/>
+      <w:pPr>
+        <w:ind w:left="5040" w:hanging="360"/>
+      </w:pPr>
+      <w:rPr>
+        <w:rFonts w:ascii="Symbol" w:hAnsi="Symbol" w:hint="default"/>
+      </w:rPr>
+    </w:lvl>
+    <w:lvl w:ilvl="7" w:tplc="040C0003" w:tentative="1">
+      <w:start w:val="1"/>
+      <w:numFmt w:val="bullet"/>
+      <w:lvlText w:val="o"/>
+      <w:lvlJc w:val="left"/>
+      <w:pPr>
+        <w:ind w:left="5760" w:hanging="360"/>
+      </w:pPr>
+      <w:rPr>
+        <w:rFonts w:ascii="Courier New" w:hAnsi="Courier New" w:cs="Courier New" w:hint="default"/>
+      </w:rPr>
+    </w:lvl>
+    <w:lvl w:ilvl="8" w:tplc="040C0005" w:tentative="1">
+      <w:start w:val="1"/>
+      <w:numFmt w:val="bullet"/>
+      <w:lvlText w:val=""/>
+      <w:lvlJc w:val="left"/>
+      <w:pPr>
+        <w:ind w:left="6480" w:hanging="360"/>
+      </w:pPr>
+      <w:rPr>
+        <w:rFonts w:ascii="Wingdings" w:hAnsi="Wingdings" w:hint="default"/>
+      </w:rPr>
+    </w:lvl>
+  </w:abstractNum>
+  <w:abstractNum w:abstractNumId="2" w15:restartNumberingAfterBreak="0">
     <w:nsid w:val="0DDA16FF"/>
     <w:multiLevelType w:val="multilevel"/>
     <w:tmpl w:val="EF9830BA"/>
@@ -2804,7 +3758,7 @@
       </w:rPr>
     </w:lvl>
   </w:abstractNum>
-  <w:abstractNum w:abstractNumId="2" w15:restartNumberingAfterBreak="0">
+  <w:abstractNum w:abstractNumId="3" w15:restartNumberingAfterBreak="0">
     <w:nsid w:val="13985439"/>
     <w:multiLevelType w:val="hybridMultilevel"/>
     <w:tmpl w:val="601ECE0C"/>
@@ -2895,7 +3849,7 @@
       </w:pPr>
     </w:lvl>
   </w:abstractNum>
-  <w:abstractNum w:abstractNumId="3" w15:restartNumberingAfterBreak="0">
+  <w:abstractNum w:abstractNumId="4" w15:restartNumberingAfterBreak="0">
     <w:nsid w:val="15B1693D"/>
     <w:multiLevelType w:val="hybridMultilevel"/>
     <w:tmpl w:val="6576BF66"/>
@@ -3008,7 +3962,7 @@
       </w:rPr>
     </w:lvl>
   </w:abstractNum>
-  <w:abstractNum w:abstractNumId="4" w15:restartNumberingAfterBreak="0">
+  <w:abstractNum w:abstractNumId="5" w15:restartNumberingAfterBreak="0">
     <w:nsid w:val="17D50545"/>
     <w:multiLevelType w:val="multilevel"/>
     <w:tmpl w:val="C0DADDAE"/>
@@ -3157,7 +4111,7 @@
       </w:rPr>
     </w:lvl>
   </w:abstractNum>
-  <w:abstractNum w:abstractNumId="5" w15:restartNumberingAfterBreak="0">
+  <w:abstractNum w:abstractNumId="6" w15:restartNumberingAfterBreak="0">
     <w:nsid w:val="1AF97FDD"/>
     <w:multiLevelType w:val="hybridMultilevel"/>
     <w:tmpl w:val="B2E0E952"/>
@@ -3250,7 +4204,7 @@
       </w:pPr>
     </w:lvl>
   </w:abstractNum>
-  <w:abstractNum w:abstractNumId="6" w15:restartNumberingAfterBreak="0">
+  <w:abstractNum w:abstractNumId="7" w15:restartNumberingAfterBreak="0">
     <w:nsid w:val="257D6FC4"/>
     <w:multiLevelType w:val="multilevel"/>
     <w:tmpl w:val="24D8DCD4"/>
@@ -3399,7 +4353,7 @@
       </w:rPr>
     </w:lvl>
   </w:abstractNum>
-  <w:abstractNum w:abstractNumId="7" w15:restartNumberingAfterBreak="0">
+  <w:abstractNum w:abstractNumId="8" w15:restartNumberingAfterBreak="0">
     <w:nsid w:val="27617B82"/>
     <w:multiLevelType w:val="hybridMultilevel"/>
     <w:tmpl w:val="D4DA2D3A"/>
@@ -3514,7 +4468,7 @@
       </w:rPr>
     </w:lvl>
   </w:abstractNum>
-  <w:abstractNum w:abstractNumId="8" w15:restartNumberingAfterBreak="0">
+  <w:abstractNum w:abstractNumId="9" w15:restartNumberingAfterBreak="0">
     <w:nsid w:val="3566419A"/>
     <w:multiLevelType w:val="hybridMultilevel"/>
     <w:tmpl w:val="FA760E2C"/>
@@ -3628,7 +4582,7 @@
       </w:rPr>
     </w:lvl>
   </w:abstractNum>
-  <w:abstractNum w:abstractNumId="9" w15:restartNumberingAfterBreak="0">
+  <w:abstractNum w:abstractNumId="10" w15:restartNumberingAfterBreak="0">
     <w:nsid w:val="43D578BD"/>
     <w:multiLevelType w:val="hybridMultilevel"/>
     <w:tmpl w:val="6C0458C6"/>
@@ -3741,7 +4695,7 @@
       </w:rPr>
     </w:lvl>
   </w:abstractNum>
-  <w:abstractNum w:abstractNumId="10" w15:restartNumberingAfterBreak="0">
+  <w:abstractNum w:abstractNumId="11" w15:restartNumberingAfterBreak="0">
     <w:nsid w:val="44B920B3"/>
     <w:multiLevelType w:val="multilevel"/>
     <w:tmpl w:val="6762B9A2"/>
@@ -3890,7 +4844,120 @@
       </w:rPr>
     </w:lvl>
   </w:abstractNum>
-  <w:abstractNum w:abstractNumId="11" w15:restartNumberingAfterBreak="0">
+  <w:abstractNum w:abstractNumId="12" w15:restartNumberingAfterBreak="0">
+    <w:nsid w:val="45481998"/>
+    <w:multiLevelType w:val="hybridMultilevel"/>
+    <w:tmpl w:val="333A8E04"/>
+    <w:lvl w:ilvl="0" w:tplc="BDB2F67A">
+      <w:start w:val="1"/>
+      <w:numFmt w:val="bullet"/>
+      <w:lvlText w:val="-"/>
+      <w:lvlJc w:val="left"/>
+      <w:pPr>
+        <w:ind w:left="720" w:hanging="360"/>
+      </w:pPr>
+      <w:rPr>
+        <w:rFonts w:ascii="Verdana" w:eastAsiaTheme="minorHAnsi" w:hAnsi="Verdana" w:cstheme="minorBidi" w:hint="default"/>
+      </w:rPr>
+    </w:lvl>
+    <w:lvl w:ilvl="1" w:tplc="040C0003" w:tentative="1">
+      <w:start w:val="1"/>
+      <w:numFmt w:val="bullet"/>
+      <w:lvlText w:val="o"/>
+      <w:lvlJc w:val="left"/>
+      <w:pPr>
+        <w:ind w:left="1440" w:hanging="360"/>
+      </w:pPr>
+      <w:rPr>
+        <w:rFonts w:ascii="Courier New" w:hAnsi="Courier New" w:cs="Courier New" w:hint="default"/>
+      </w:rPr>
+    </w:lvl>
+    <w:lvl w:ilvl="2" w:tplc="040C0005" w:tentative="1">
+      <w:start w:val="1"/>
+      <w:numFmt w:val="bullet"/>
+      <w:lvlText w:val=""/>
+      <w:lvlJc w:val="left"/>
+      <w:pPr>
+        <w:ind w:left="2160" w:hanging="360"/>
+      </w:pPr>
+      <w:rPr>
+        <w:rFonts w:ascii="Wingdings" w:hAnsi="Wingdings" w:hint="default"/>
+      </w:rPr>
+    </w:lvl>
+    <w:lvl w:ilvl="3" w:tplc="040C0001" w:tentative="1">
+      <w:start w:val="1"/>
+      <w:numFmt w:val="bullet"/>
+      <w:lvlText w:val=""/>
+      <w:lvlJc w:val="left"/>
+      <w:pPr>
+        <w:ind w:left="2880" w:hanging="360"/>
+      </w:pPr>
+      <w:rPr>
+        <w:rFonts w:ascii="Symbol" w:hAnsi="Symbol" w:hint="default"/>
+      </w:rPr>
+    </w:lvl>
+    <w:lvl w:ilvl="4" w:tplc="040C0003" w:tentative="1">
+      <w:start w:val="1"/>
+      <w:numFmt w:val="bullet"/>
+      <w:lvlText w:val="o"/>
+      <w:lvlJc w:val="left"/>
+      <w:pPr>
+        <w:ind w:left="3600" w:hanging="360"/>
+      </w:pPr>
+      <w:rPr>
+        <w:rFonts w:ascii="Courier New" w:hAnsi="Courier New" w:cs="Courier New" w:hint="default"/>
+      </w:rPr>
+    </w:lvl>
+    <w:lvl w:ilvl="5" w:tplc="040C0005" w:tentative="1">
+      <w:start w:val="1"/>
+      <w:numFmt w:val="bullet"/>
+      <w:lvlText w:val=""/>
+      <w:lvlJc w:val="left"/>
+      <w:pPr>
+        <w:ind w:left="4320" w:hanging="360"/>
+      </w:pPr>
+      <w:rPr>
+        <w:rFonts w:ascii="Wingdings" w:hAnsi="Wingdings" w:hint="default"/>
+      </w:rPr>
+    </w:lvl>
+    <w:lvl w:ilvl="6" w:tplc="040C0001" w:tentative="1">
+      <w:start w:val="1"/>
+      <w:numFmt w:val="bullet"/>
+      <w:lvlText w:val=""/>
+      <w:lvlJc w:val="left"/>
+      <w:pPr>
+        <w:ind w:left="5040" w:hanging="360"/>
+      </w:pPr>
+      <w:rPr>
+        <w:rFonts w:ascii="Symbol" w:hAnsi="Symbol" w:hint="default"/>
+      </w:rPr>
+    </w:lvl>
+    <w:lvl w:ilvl="7" w:tplc="040C0003" w:tentative="1">
+      <w:start w:val="1"/>
+      <w:numFmt w:val="bullet"/>
+      <w:lvlText w:val="o"/>
+      <w:lvlJc w:val="left"/>
+      <w:pPr>
+        <w:ind w:left="5760" w:hanging="360"/>
+      </w:pPr>
+      <w:rPr>
+        <w:rFonts w:ascii="Courier New" w:hAnsi="Courier New" w:cs="Courier New" w:hint="default"/>
+      </w:rPr>
+    </w:lvl>
+    <w:lvl w:ilvl="8" w:tplc="040C0005" w:tentative="1">
+      <w:start w:val="1"/>
+      <w:numFmt w:val="bullet"/>
+      <w:lvlText w:val=""/>
+      <w:lvlJc w:val="left"/>
+      <w:pPr>
+        <w:ind w:left="6480" w:hanging="360"/>
+      </w:pPr>
+      <w:rPr>
+        <w:rFonts w:ascii="Wingdings" w:hAnsi="Wingdings" w:hint="default"/>
+      </w:rPr>
+    </w:lvl>
+  </w:abstractNum>
+  <w:abstractNum w:abstractNumId="13" w15:restartNumberingAfterBreak="0">
     <w:nsid w:val="45FE6B5F"/>
     <w:multiLevelType w:val="hybridMultilevel"/>
     <w:tmpl w:val="5010F51E"/>
@@ -3979,7 +5046,7 @@
       </w:pPr>
     </w:lvl>
   </w:abstractNum>
-  <w:abstractNum w:abstractNumId="12" w15:restartNumberingAfterBreak="0">
+  <w:abstractNum w:abstractNumId="14" w15:restartNumberingAfterBreak="0">
     <w:nsid w:val="50E9500A"/>
     <w:multiLevelType w:val="hybridMultilevel"/>
     <w:tmpl w:val="EEC0E3E8"/>
@@ -4072,7 +5139,7 @@
       </w:pPr>
     </w:lvl>
   </w:abstractNum>
-  <w:abstractNum w:abstractNumId="13" w15:restartNumberingAfterBreak="0">
+  <w:abstractNum w:abstractNumId="15" w15:restartNumberingAfterBreak="0">
     <w:nsid w:val="5920710F"/>
     <w:multiLevelType w:val="hybridMultilevel"/>
     <w:tmpl w:val="95C679B8"/>
@@ -4161,7 +5228,7 @@
       </w:pPr>
     </w:lvl>
   </w:abstractNum>
-  <w:abstractNum w:abstractNumId="14" w15:restartNumberingAfterBreak="0">
+  <w:abstractNum w:abstractNumId="16" w15:restartNumberingAfterBreak="0">
     <w:nsid w:val="5AE0028F"/>
     <w:multiLevelType w:val="multilevel"/>
     <w:tmpl w:val="ED3000FC"/>
@@ -4306,7 +5373,7 @@
       </w:rPr>
     </w:lvl>
   </w:abstractNum>
-  <w:abstractNum w:abstractNumId="15" w15:restartNumberingAfterBreak="0">
+  <w:abstractNum w:abstractNumId="17" w15:restartNumberingAfterBreak="0">
     <w:nsid w:val="72851F52"/>
     <w:multiLevelType w:val="multilevel"/>
     <w:tmpl w:val="8D76838A"/>
@@ -4455,7 +5522,7 @@
       </w:rPr>
     </w:lvl>
   </w:abstractNum>
-  <w:abstractNum w:abstractNumId="16" w15:restartNumberingAfterBreak="0">
+  <w:abstractNum w:abstractNumId="18" w15:restartNumberingAfterBreak="0">
     <w:nsid w:val="76487A28"/>
     <w:multiLevelType w:val="hybridMultilevel"/>
     <w:tmpl w:val="601ECE0C"/>
@@ -4546,7 +5613,7 @@
       </w:pPr>
     </w:lvl>
   </w:abstractNum>
-  <w:abstractNum w:abstractNumId="17" w15:restartNumberingAfterBreak="0">
+  <w:abstractNum w:abstractNumId="19" w15:restartNumberingAfterBreak="0">
     <w:nsid w:val="7DB26AF2"/>
     <w:multiLevelType w:val="multilevel"/>
     <w:tmpl w:val="3C6420A8"/>
@@ -4696,94 +5763,100 @@
     </w:lvl>
   </w:abstractNum>
   <w:num w:numId="1" w16cid:durableId="1134448184">
-    <w:abstractNumId w:val="12"/>
+    <w:abstractNumId w:val="14"/>
   </w:num>
   <w:num w:numId="2" w16cid:durableId="139346172">
-    <w:abstractNumId w:val="12"/>
+    <w:abstractNumId w:val="14"/>
     <w:lvlOverride w:ilvl="0">
       <w:startOverride w:val="1"/>
     </w:lvlOverride>
   </w:num>
   <w:num w:numId="3" w16cid:durableId="1827552529">
-    <w:abstractNumId w:val="11"/>
+    <w:abstractNumId w:val="13"/>
   </w:num>
   <w:num w:numId="4" w16cid:durableId="1381785850">
-    <w:abstractNumId w:val="13"/>
+    <w:abstractNumId w:val="15"/>
   </w:num>
   <w:num w:numId="5" w16cid:durableId="1995571414">
-    <w:abstractNumId w:val="8"/>
+    <w:abstractNumId w:val="9"/>
   </w:num>
   <w:num w:numId="6" w16cid:durableId="986082317">
     <w:abstractNumId w:val="0"/>
   </w:num>
   <w:num w:numId="7" w16cid:durableId="274335853">
+    <w:abstractNumId w:val="18"/>
+  </w:num>
+  <w:num w:numId="8" w16cid:durableId="725685701">
+    <w:abstractNumId w:val="8"/>
+  </w:num>
+  <w:num w:numId="9" w16cid:durableId="52392199">
+    <w:abstractNumId w:val="4"/>
+  </w:num>
+  <w:num w:numId="10" w16cid:durableId="112556148">
     <w:abstractNumId w:val="16"/>
   </w:num>
-  <w:num w:numId="8" w16cid:durableId="725685701">
+  <w:num w:numId="11" w16cid:durableId="861548331">
+    <w:abstractNumId w:val="3"/>
+  </w:num>
+  <w:num w:numId="12" w16cid:durableId="352924218">
     <w:abstractNumId w:val="7"/>
   </w:num>
-  <w:num w:numId="9" w16cid:durableId="52392199">
-    <w:abstractNumId w:val="3"/>
-  </w:num>
-  <w:num w:numId="10" w16cid:durableId="112556148">
-    <w:abstractNumId w:val="14"/>
-  </w:num>
-  <w:num w:numId="11" w16cid:durableId="861548331">
-    <w:abstractNumId w:val="2"/>
-  </w:num>
-  <w:num w:numId="12" w16cid:durableId="352924218">
-    <w:abstractNumId w:val="6"/>
-  </w:num>
   <w:num w:numId="13" w16cid:durableId="2133210014">
-    <w:abstractNumId w:val="4"/>
+    <w:abstractNumId w:val="5"/>
   </w:num>
   <w:num w:numId="14" w16cid:durableId="1314598652">
-    <w:abstractNumId w:val="17"/>
+    <w:abstractNumId w:val="19"/>
   </w:num>
   <w:num w:numId="15" w16cid:durableId="900755126">
-    <w:abstractNumId w:val="12"/>
+    <w:abstractNumId w:val="14"/>
     <w:lvlOverride w:ilvl="0">
       <w:startOverride w:val="1"/>
     </w:lvlOverride>
   </w:num>
   <w:num w:numId="16" w16cid:durableId="314262071">
-    <w:abstractNumId w:val="12"/>
+    <w:abstractNumId w:val="14"/>
     <w:lvlOverride w:ilvl="0">
       <w:startOverride w:val="1"/>
     </w:lvlOverride>
   </w:num>
   <w:num w:numId="17" w16cid:durableId="1169905381">
-    <w:abstractNumId w:val="12"/>
+    <w:abstractNumId w:val="14"/>
   </w:num>
   <w:num w:numId="18" w16cid:durableId="537859415">
-    <w:abstractNumId w:val="12"/>
+    <w:abstractNumId w:val="14"/>
     <w:lvlOverride w:ilvl="0">
       <w:startOverride w:val="1"/>
     </w:lvlOverride>
   </w:num>
   <w:num w:numId="19" w16cid:durableId="522092395">
-    <w:abstractNumId w:val="12"/>
+    <w:abstractNumId w:val="14"/>
   </w:num>
   <w:num w:numId="20" w16cid:durableId="1984654738">
-    <w:abstractNumId w:val="5"/>
+    <w:abstractNumId w:val="6"/>
   </w:num>
   <w:num w:numId="21" w16cid:durableId="1752462382">
+    <w:abstractNumId w:val="11"/>
+  </w:num>
+  <w:num w:numId="22" w16cid:durableId="900677535">
     <w:abstractNumId w:val="10"/>
   </w:num>
-  <w:num w:numId="22" w16cid:durableId="900677535">
-    <w:abstractNumId w:val="9"/>
-  </w:num>
   <w:num w:numId="23" w16cid:durableId="308751299">
-    <w:abstractNumId w:val="12"/>
+    <w:abstractNumId w:val="14"/>
     <w:lvlOverride w:ilvl="0">
       <w:startOverride w:val="1"/>
     </w:lvlOverride>
   </w:num>
   <w:num w:numId="24" w16cid:durableId="1541749755">
-    <w:abstractNumId w:val="15"/>
+    <w:abstractNumId w:val="17"/>
   </w:num>
   <w:num w:numId="25" w16cid:durableId="1655530067">
+    <w:abstractNumId w:val="2"/>
+  </w:num>
+  <w:num w:numId="26" w16cid:durableId="1279413807">
     <w:abstractNumId w:val="1"/>
+  </w:num>
+  <w:num w:numId="27" w16cid:durableId="2064256883">
+    <w:abstractNumId w:val="12"/>
   </w:num>
   <w:numIdMacAtCleanup w:val="5"/>
 </w:numbering>
@@ -5187,7 +6260,7 @@
   <w:style w:type="paragraph" w:default="1" w:styleId="Normal">
     <w:name w:val="Normal"/>
     <w:qFormat/>
-    <w:rsid w:val="00B67F1F"/>
+    <w:rsid w:val="006F5596"/>
     <w:rPr>
       <w:rFonts w:ascii="Verdana" w:hAnsi="Verdana"/>
     </w:rPr>
